--- a/index.docx
+++ b/index.docx
@@ -359,6 +359,24 @@
       </w:r>
     </w:p>
     <w:bookmarkEnd w:id="33"/>
+    <w:bookmarkStart w:id="34" w:name="acknowledgements"/>
+    <w:p>
+      <w:pPr>
+        <w:pStyle w:val="Heading1"/>
+      </w:pPr>
+      <w:r>
+        <w:t xml:space="preserve">4. Acknowledgements</w:t>
+      </w:r>
+    </w:p>
+    <w:p>
+      <w:pPr>
+        <w:pStyle w:val="FirstParagraph"/>
+      </w:pPr>
+      <w:r>
+        <w:t xml:space="preserve">Some elements of these practical sessions were adapted from an earlier version by Daniel H. Baker.</w:t>
+      </w:r>
+    </w:p>
+    <w:bookmarkEnd w:id="34"/>
     <w:sectPr>
       <w:footnotePr>
         <w:numRestart w:val="eachSect"/>
